--- a/spa/docx/24.content.docx
+++ b/spa/docx/24.content.docx
@@ -19,7 +19,7 @@
         <w:rPr>
           <w:lang w:val="es_ES" w:bidi="es_ES"/>
         </w:rPr>
-        <w:t>Resource: Notas de Estudio - Introducciones a los Libros (Tyndale)</w:t>
+        <w:t>Resource: Tyndale Open Study Notes</w:t>
       </w:r>
       <w:r>
         <w:rPr>
@@ -112,7 +112,7 @@
         <w:rPr>
           <w:lang w:val="es_ES" w:bidi="es_ES"/>
         </w:rPr>
-        <w:t>Notas de Estudio - Introducciones a los Libros (Tyndale)</w:t>
+        <w:t>Tyndale Open Study Notes</w:t>
       </w:r>
     </w:p>
     <w:p>

--- a/spa/docx/24.content.docx
+++ b/spa/docx/24.content.docx
@@ -19,7 +19,7 @@
         <w:rPr>
           <w:lang w:val="es_ES" w:bidi="es_ES"/>
         </w:rPr>
-        <w:t>Resource: Tyndale Open Study Notes</w:t>
+        <w:t>Resource: Aquifer Open Study Notes (Book Intros)</w:t>
       </w:r>
       <w:r>
         <w:rPr>
@@ -112,7 +112,7 @@
         <w:rPr>
           <w:lang w:val="es_ES" w:bidi="es_ES"/>
         </w:rPr>
-        <w:t>Tyndale Open Study Notes</w:t>
+        <w:t>Aquifer Open Study Notes (Book Intros)</w:t>
       </w:r>
     </w:p>
     <w:p>

--- a/spa/docx/24.content.docx
+++ b/spa/docx/24.content.docx
@@ -258,72 +258,48 @@
         </w:rPr>
         <w:t xml:space="preserve">Antes del nacimiento de Jeremías, Asiria dominaba el antiguo Oriente Medio e incluso controló Egipto por un tiempo. El rey Manasés de Judá se convirtió en un vasallo de Asiria, prometiendo lealtad a sus dioses y adorando ídolos durante la mayor parte de su largo reinado (686–642 a.C.; ver </w:t>
       </w:r>
-      <w:hyperlink r:id="rId13">
-        <w:r>
-          <w:rPr>
-            <w:lang w:val="es_ES" w:bidi="es_ES"/>
-          </w:rPr>
-          <w:rPr>
-            <w:color w:val="0000EE"/>
-            <w:u w:val="single"/>
-          </w:rPr>
-          <w:t>2 Re 21:1–7</w:t>
-        </w:r>
-      </w:hyperlink>
+      <w:r>
+        <w:rPr>
+          <w:lang w:val="es_ES" w:bidi="es_ES"/>
+        </w:rPr>
+        <w:t>2 Re 21:1–7</w:t>
+      </w:r>
       <w:r>
         <w:rPr>
           <w:lang w:val="es_ES" w:bidi="es_ES"/>
         </w:rPr>
         <w:t xml:space="preserve">). Como consecuencia, Judá se volvió espiritualmente estéril (véase </w:t>
       </w:r>
-      <w:hyperlink r:id="rId14">
-        <w:r>
-          <w:rPr>
-            <w:lang w:val="es_ES" w:bidi="es_ES"/>
-          </w:rPr>
-          <w:rPr>
-            <w:color w:val="0000EE"/>
-            <w:u w:val="single"/>
-          </w:rPr>
-          <w:t>2 Cro 33:10–17</w:t>
-        </w:r>
-      </w:hyperlink>
+      <w:r>
+        <w:rPr>
+          <w:lang w:val="es_ES" w:bidi="es_ES"/>
+        </w:rPr>
+        <w:t>2 Cro 33:10–17</w:t>
+      </w:r>
       <w:r>
         <w:rPr>
           <w:lang w:val="es_ES" w:bidi="es_ES"/>
         </w:rPr>
         <w:t>). El hijo de Manasés, Amón, siguió el mal ejemplo de su padre durante su breve reinado (</w:t>
       </w:r>
-      <w:hyperlink r:id="rId15">
-        <w:r>
-          <w:rPr>
-            <w:lang w:val="es_ES" w:bidi="es_ES"/>
-          </w:rPr>
-          <w:rPr>
-            <w:color w:val="0000EE"/>
-            <w:u w:val="single"/>
-          </w:rPr>
-          <w:t>2 Re 21:21</w:t>
-        </w:r>
-      </w:hyperlink>
+      <w:r>
+        <w:rPr>
+          <w:lang w:val="es_ES" w:bidi="es_ES"/>
+        </w:rPr>
+        <w:t>2 Re 21:21</w:t>
+      </w:r>
       <w:r>
         <w:rPr>
           <w:lang w:val="es_ES" w:bidi="es_ES"/>
         </w:rPr>
         <w:t>). Cuando algunos sirvientes del palacio en Jerusalén asesinaron a Amón, el pueblo rápidamente proclamó rey de Judá al hijo de ocho años de Amón, Josías (</w:t>
       </w:r>
-      <w:hyperlink r:id="rId16">
-        <w:r>
-          <w:rPr>
-            <w:lang w:val="es_ES" w:bidi="es_ES"/>
-          </w:rPr>
-          <w:rPr>
-            <w:color w:val="0000EE"/>
-            <w:u w:val="single"/>
-          </w:rPr>
-          <w:t>2 Re 21:23–24</w:t>
-        </w:r>
-      </w:hyperlink>
+      <w:r>
+        <w:rPr>
+          <w:lang w:val="es_ES" w:bidi="es_ES"/>
+        </w:rPr>
+        <w:t>2 Re 21:23–24</w:t>
+      </w:r>
       <w:r>
         <w:rPr>
           <w:lang w:val="es_ES" w:bidi="es_ES"/>
@@ -344,36 +320,24 @@
         </w:rPr>
         <w:t>Josías sirvió al Señor y rechazó el apoyo de sus antepasados al paganismo. En el duodécimo año de su reinado, ordenó la destrucción de ídolos y altares paganos (</w:t>
       </w:r>
-      <w:hyperlink r:id="rId17">
-        <w:r>
-          <w:rPr>
-            <w:lang w:val="es_ES" w:bidi="es_ES"/>
-          </w:rPr>
-          <w:rPr>
-            <w:color w:val="0000EE"/>
-            <w:u w:val="single"/>
-          </w:rPr>
-          <w:t>2 Cro 34:3–7</w:t>
-        </w:r>
-      </w:hyperlink>
+      <w:r>
+        <w:rPr>
+          <w:lang w:val="es_ES" w:bidi="es_ES"/>
+        </w:rPr>
+        <w:t>2 Cro 34:3–7</w:t>
+      </w:r>
       <w:r>
         <w:rPr>
           <w:lang w:val="es_ES" w:bidi="es_ES"/>
         </w:rPr>
         <w:t>). En su decimoctavo año como rey, financió la reparación del templo para que los sacerdotes y el pueblo de Judá pudieran adorar al único y verdadero Dios (</w:t>
       </w:r>
-      <w:hyperlink r:id="rId18">
-        <w:r>
-          <w:rPr>
-            <w:lang w:val="es_ES" w:bidi="es_ES"/>
-          </w:rPr>
-          <w:rPr>
-            <w:color w:val="0000EE"/>
-            <w:u w:val="single"/>
-          </w:rPr>
-          <w:t>2 Cro 34:8</w:t>
-        </w:r>
-      </w:hyperlink>
+      <w:r>
+        <w:rPr>
+          <w:lang w:val="es_ES" w:bidi="es_ES"/>
+        </w:rPr>
+        <w:t>2 Cro 34:8</w:t>
+      </w:r>
       <w:r>
         <w:rPr>
           <w:lang w:val="es_ES" w:bidi="es_ES"/>
@@ -408,18 +372,12 @@
         </w:rPr>
         <w:t xml:space="preserve">Josías murió en batalla contra los egipcios en 609 a.C. (ver </w:t>
       </w:r>
-      <w:hyperlink r:id="rId19">
-        <w:r>
-          <w:rPr>
-            <w:lang w:val="es_ES" w:bidi="es_ES"/>
-          </w:rPr>
-          <w:rPr>
-            <w:color w:val="0000EE"/>
-            <w:u w:val="single"/>
-          </w:rPr>
-          <w:t>2 Re 23:29</w:t>
-        </w:r>
-      </w:hyperlink>
+      <w:r>
+        <w:rPr>
+          <w:lang w:val="es_ES" w:bidi="es_ES"/>
+        </w:rPr>
+        <w:t>2 Re 23:29</w:t>
+      </w:r>
       <w:r>
         <w:rPr>
           <w:lang w:val="es_ES" w:bidi="es_ES"/>
@@ -485,18 +443,12 @@
           <w:lang w:val="es_ES" w:bidi="es_ES"/>
         </w:rPr>
       </w:r>
-      <w:hyperlink r:id="rId20">
-        <w:r>
-          <w:rPr>
-            <w:lang w:val="es_ES" w:bidi="es_ES"/>
-          </w:rPr>
-          <w:rPr>
-            <w:color w:val="0000EE"/>
-            <w:u w:val="single"/>
-          </w:rPr>
-          <w:t>El capítulo 1</w:t>
-        </w:r>
-      </w:hyperlink>
+      <w:r>
+        <w:rPr>
+          <w:lang w:val="es_ES" w:bidi="es_ES"/>
+        </w:rPr>
+        <w:t>El capítulo 1</w:t>
+      </w:r>
       <w:r>
         <w:rPr>
           <w:lang w:val="es_ES" w:bidi="es_ES"/>
@@ -511,36 +463,24 @@
           <w:lang w:val="es_ES" w:bidi="es_ES"/>
         </w:rPr>
       </w:r>
-      <w:hyperlink r:id="rId21">
-        <w:r>
-          <w:rPr>
-            <w:lang w:val="es_ES" w:bidi="es_ES"/>
-          </w:rPr>
-          <w:rPr>
-            <w:color w:val="0000EE"/>
-            <w:u w:val="single"/>
-          </w:rPr>
-          <w:t>Los capítulos 2–20</w:t>
-        </w:r>
-      </w:hyperlink>
+      <w:r>
+        <w:rPr>
+          <w:lang w:val="es_ES" w:bidi="es_ES"/>
+        </w:rPr>
+        <w:t>Los capítulos 2–20</w:t>
+      </w:r>
       <w:r>
         <w:rPr>
           <w:lang w:val="es_ES" w:bidi="es_ES"/>
         </w:rPr>
         <w:t xml:space="preserve"> abarcan el período desde 627 hasta 605 a.C. Estos capítulos describen las interacciones entre Dios, Jeremías y el pueblo de Judá. Dios, a través de Jeremías, criticó enérgicamente la adoración pagana en Judá, advirtió sobre una invasión desde el norte y anunció un severo castigo. En </w:t>
       </w:r>
-      <w:hyperlink r:id="rId22">
-        <w:r>
-          <w:rPr>
-            <w:lang w:val="es_ES" w:bidi="es_ES"/>
-          </w:rPr>
-          <w:rPr>
-            <w:color w:val="0000EE"/>
-            <w:u w:val="single"/>
-          </w:rPr>
-          <w:t>los capítulos 11–20</w:t>
-        </w:r>
-      </w:hyperlink>
+      <w:r>
+        <w:rPr>
+          <w:lang w:val="es_ES" w:bidi="es_ES"/>
+        </w:rPr>
+        <w:t>los capítulos 11–20</w:t>
+      </w:r>
       <w:r>
         <w:rPr>
           <w:lang w:val="es_ES" w:bidi="es_ES"/>
@@ -555,18 +495,12 @@
           <w:lang w:val="es_ES" w:bidi="es_ES"/>
         </w:rPr>
       </w:r>
-      <w:hyperlink r:id="rId23">
-        <w:r>
-          <w:rPr>
-            <w:lang w:val="es_ES" w:bidi="es_ES"/>
-          </w:rPr>
-          <w:rPr>
-            <w:color w:val="0000EE"/>
-            <w:u w:val="single"/>
-          </w:rPr>
-          <w:t>Los capítulos 21–29</w:t>
-        </w:r>
-      </w:hyperlink>
+      <w:r>
+        <w:rPr>
+          <w:lang w:val="es_ES" w:bidi="es_ES"/>
+        </w:rPr>
+        <w:t>Los capítulos 21–29</w:t>
+      </w:r>
       <w:r>
         <w:rPr>
           <w:lang w:val="es_ES" w:bidi="es_ES"/>
@@ -581,36 +515,24 @@
           <w:lang w:val="es_ES" w:bidi="es_ES"/>
         </w:rPr>
       </w:r>
-      <w:hyperlink r:id="rId24">
-        <w:r>
-          <w:rPr>
-            <w:lang w:val="es_ES" w:bidi="es_ES"/>
-          </w:rPr>
-          <w:rPr>
-            <w:color w:val="0000EE"/>
-            <w:u w:val="single"/>
-          </w:rPr>
-          <w:t>Capítulos 30–33</w:t>
-        </w:r>
-      </w:hyperlink>
+      <w:r>
+        <w:rPr>
+          <w:lang w:val="es_ES" w:bidi="es_ES"/>
+        </w:rPr>
+        <w:t>Capítulos 30–33</w:t>
+      </w:r>
       <w:r>
         <w:rPr>
           <w:lang w:val="es_ES" w:bidi="es_ES"/>
         </w:rPr>
         <w:t xml:space="preserve"> abarcan el período desde 596 hasta 588 a.C. Estos capítulos ofrecen esperanza al enfocarse en la posibilidad de que el pueblo de Judá sea restaurado. Anticipan una nueva relación de pacto entre Dios y su pueblo. La visión se proyecta hacia el futuro y anuncia un “descendiente justo” que traerá salvación (</w:t>
       </w:r>
-      <w:hyperlink r:id="rId25">
-        <w:r>
-          <w:rPr>
-            <w:lang w:val="es_ES" w:bidi="es_ES"/>
-          </w:rPr>
-          <w:rPr>
-            <w:color w:val="0000EE"/>
-            <w:u w:val="single"/>
-          </w:rPr>
-          <w:t>33:15</w:t>
-        </w:r>
-      </w:hyperlink>
+      <w:r>
+        <w:rPr>
+          <w:lang w:val="es_ES" w:bidi="es_ES"/>
+        </w:rPr>
+        <w:t>33:15</w:t>
+      </w:r>
       <w:r>
         <w:rPr>
           <w:lang w:val="es_ES" w:bidi="es_ES"/>
@@ -625,36 +547,24 @@
           <w:lang w:val="es_ES" w:bidi="es_ES"/>
         </w:rPr>
       </w:r>
-      <w:hyperlink r:id="rId26">
-        <w:r>
-          <w:rPr>
-            <w:lang w:val="es_ES" w:bidi="es_ES"/>
-          </w:rPr>
-          <w:rPr>
-            <w:color w:val="0000EE"/>
-            <w:u w:val="single"/>
-          </w:rPr>
-          <w:t>Los capítulos 34–45</w:t>
-        </w:r>
-      </w:hyperlink>
+      <w:r>
+        <w:rPr>
+          <w:lang w:val="es_ES" w:bidi="es_ES"/>
+        </w:rPr>
+        <w:t>Los capítulos 34–45</w:t>
+      </w:r>
       <w:r>
         <w:rPr>
           <w:lang w:val="es_ES" w:bidi="es_ES"/>
         </w:rPr>
         <w:t xml:space="preserve"> abarcan el período entre 605 y 580 a.C. Estos capítulos narran cómo el ejército babilónico atacó Jerusalén, rompió las murallas de la ciudad y destruyó el templo, la ciudad y todo el reino de Judá. </w:t>
       </w:r>
-      <w:hyperlink r:id="rId27">
-        <w:r>
-          <w:rPr>
-            <w:lang w:val="es_ES" w:bidi="es_ES"/>
-          </w:rPr>
-          <w:rPr>
-            <w:color w:val="0000EE"/>
-            <w:u w:val="single"/>
-          </w:rPr>
-          <w:t>Los capítulos 34–36</w:t>
-        </w:r>
-      </w:hyperlink>
+      <w:r>
+        <w:rPr>
+          <w:lang w:val="es_ES" w:bidi="es_ES"/>
+        </w:rPr>
+        <w:t>Los capítulos 34–36</w:t>
+      </w:r>
       <w:r>
         <w:rPr>
           <w:lang w:val="es_ES" w:bidi="es_ES"/>
@@ -669,18 +579,12 @@
           <w:lang w:val="es_ES" w:bidi="es_ES"/>
         </w:rPr>
       </w:r>
-      <w:hyperlink r:id="rId28">
-        <w:r>
-          <w:rPr>
-            <w:lang w:val="es_ES" w:bidi="es_ES"/>
-          </w:rPr>
-          <w:rPr>
-            <w:color w:val="0000EE"/>
-            <w:u w:val="single"/>
-          </w:rPr>
-          <w:t>Capítulos 46–51</w:t>
-        </w:r>
-      </w:hyperlink>
+      <w:r>
+        <w:rPr>
+          <w:lang w:val="es_ES" w:bidi="es_ES"/>
+        </w:rPr>
+        <w:t>Capítulos 46–51</w:t>
+      </w:r>
       <w:r>
         <w:rPr>
           <w:lang w:val="es_ES" w:bidi="es_ES"/>
@@ -695,36 +599,24 @@
           <w:lang w:val="es_ES" w:bidi="es_ES"/>
         </w:rPr>
       </w:r>
-      <w:hyperlink r:id="rId29">
-        <w:r>
-          <w:rPr>
-            <w:lang w:val="es_ES" w:bidi="es_ES"/>
-          </w:rPr>
-          <w:rPr>
-            <w:color w:val="0000EE"/>
-            <w:u w:val="single"/>
-          </w:rPr>
-          <w:t>Capítulo 52</w:t>
-        </w:r>
-      </w:hyperlink>
+      <w:r>
+        <w:rPr>
+          <w:lang w:val="es_ES" w:bidi="es_ES"/>
+        </w:rPr>
+        <w:t>Capítulo 52</w:t>
+      </w:r>
       <w:r>
         <w:rPr>
           <w:lang w:val="es_ES" w:bidi="es_ES"/>
         </w:rPr>
         <w:t xml:space="preserve"> abarca el período entre 586 y 561 a.C. Este capítulo narra los últimos días de Jerusalén, repitiendo esencialmente </w:t>
       </w:r>
-      <w:hyperlink r:id="rId30">
-        <w:r>
-          <w:rPr>
-            <w:lang w:val="es_ES" w:bidi="es_ES"/>
-          </w:rPr>
-          <w:rPr>
-            <w:color w:val="0000EE"/>
-            <w:u w:val="single"/>
-          </w:rPr>
-          <w:t>2 Re 24:18–25:30</w:t>
-        </w:r>
-      </w:hyperlink>
+      <w:r>
+        <w:rPr>
+          <w:lang w:val="es_ES" w:bidi="es_ES"/>
+        </w:rPr>
+        <w:t>2 Re 24:18–25:30</w:t>
+      </w:r>
       <w:r>
         <w:rPr>
           <w:lang w:val="es_ES" w:bidi="es_ES"/>
@@ -756,54 +648,36 @@
         </w:rPr>
         <w:t>En el cuarto año del reinado del rey Joacim (605 a.C.), Jeremías transmitió una serie de mensajes a Baruc. Baruc los escribió en un rollo que finalmente fue entregado al rey (</w:t>
       </w:r>
-      <w:hyperlink r:id="rId31">
-        <w:r>
-          <w:rPr>
-            <w:lang w:val="es_ES" w:bidi="es_ES"/>
-          </w:rPr>
-          <w:rPr>
-            <w:color w:val="0000EE"/>
-            <w:u w:val="single"/>
-          </w:rPr>
-          <w:t>Jr 36:1–26</w:t>
-        </w:r>
-      </w:hyperlink>
+      <w:r>
+        <w:rPr>
+          <w:lang w:val="es_ES" w:bidi="es_ES"/>
+        </w:rPr>
+        <w:t>Jr 36:1–26</w:t>
+      </w:r>
       <w:r>
         <w:rPr>
           <w:lang w:val="es_ES" w:bidi="es_ES"/>
         </w:rPr>
         <w:t>). El rey destruyó este rollo, pero Jeremías y Baruc reescribieron los mensajes y añadieron mucho más (</w:t>
       </w:r>
-      <w:hyperlink r:id="rId32">
-        <w:r>
-          <w:rPr>
-            <w:lang w:val="es_ES" w:bidi="es_ES"/>
-          </w:rPr>
-          <w:rPr>
-            <w:color w:val="0000EE"/>
-            <w:u w:val="single"/>
-          </w:rPr>
-          <w:t>36:32</w:t>
-        </w:r>
-      </w:hyperlink>
+      <w:r>
+        <w:rPr>
+          <w:lang w:val="es_ES" w:bidi="es_ES"/>
+        </w:rPr>
+        <w:t>36:32</w:t>
+      </w:r>
       <w:r>
         <w:rPr>
           <w:lang w:val="es_ES" w:bidi="es_ES"/>
         </w:rPr>
         <w:t xml:space="preserve">). El contenido de este segundo rollo probablemente compone los capítulos </w:t>
       </w:r>
-      <w:hyperlink r:id="rId21">
-        <w:r>
-          <w:rPr>
-            <w:lang w:val="es_ES" w:bidi="es_ES"/>
-          </w:rPr>
-          <w:rPr>
-            <w:color w:val="0000EE"/>
-            <w:u w:val="single"/>
-          </w:rPr>
-          <w:t>2–20</w:t>
-        </w:r>
-      </w:hyperlink>
+      <w:r>
+        <w:rPr>
+          <w:lang w:val="es_ES" w:bidi="es_ES"/>
+        </w:rPr>
+        <w:t>2–20</w:t>
+      </w:r>
       <w:r>
         <w:rPr>
           <w:lang w:val="es_ES" w:bidi="es_ES"/>
@@ -872,18 +746,12 @@
         </w:rPr>
         <w:t xml:space="preserve">El texto de Jeremías describe un método de comunicación conocido como "sistema de mensajería". Este sistema era común en los gobiernos reales del antiguo Oriente Medio y todavía se utiliza hoy en día. El gobernante de un país elegía a alguien para entregar mensajes verbales y escritos a otros países. El mensajero actuaba con la autoridad del gobernante al entregar el mensaje. El destinatario podía aceptar o rechazar el mensaje y enviar una respuesta. Si el destinatario rechazaba el mensaje, podría dañar al mensajero y prepararse para la guerra (ver </w:t>
       </w:r>
-      <w:hyperlink r:id="rId33">
-        <w:r>
-          <w:rPr>
-            <w:lang w:val="es_ES" w:bidi="es_ES"/>
-          </w:rPr>
-          <w:rPr>
-            <w:color w:val="0000EE"/>
-            <w:u w:val="single"/>
-          </w:rPr>
-          <w:t>2 Sam 10:1–19</w:t>
-        </w:r>
-      </w:hyperlink>
+      <w:r>
+        <w:rPr>
+          <w:lang w:val="es_ES" w:bidi="es_ES"/>
+        </w:rPr>
+        <w:t>2 Sam 10:1–19</w:t>
+      </w:r>
       <w:r>
         <w:rPr>
           <w:lang w:val="es_ES" w:bidi="es_ES"/>
@@ -916,18 +784,12 @@
         </w:rPr>
         <w:t>Muchos mensajes en Jeremías utilizan un entorno y lenguaje judicial. El libro comienza con el Señor diciendo: “presentaré mi caso contra ustedes... Incluso presentaré cargos contra los hijos de sus hijos en los años venideros” (</w:t>
       </w:r>
-      <w:hyperlink r:id="rId34">
-        <w:r>
-          <w:rPr>
-            <w:lang w:val="es_ES" w:bidi="es_ES"/>
-          </w:rPr>
-          <w:rPr>
-            <w:color w:val="0000EE"/>
-            <w:u w:val="single"/>
-          </w:rPr>
-          <w:t>Jr 2:9</w:t>
-        </w:r>
-      </w:hyperlink>
+      <w:r>
+        <w:rPr>
+          <w:lang w:val="es_ES" w:bidi="es_ES"/>
+        </w:rPr>
+        <w:t>Jr 2:9</w:t>
+      </w:r>
       <w:r>
         <w:rPr>
           <w:lang w:val="es_ES" w:bidi="es_ES"/>
@@ -984,18 +846,12 @@
         </w:rPr>
         <w:t>En el Israel del Antiguo Testamento, existía un conflicto entre la adoración de ídolos y la adoración al Señor. Jeremías a menudo le recordaba al pueblo que habían hecho un pacto con Dios. Esta promesa implicaba que debían adorar y amar solo a Dios con todo su corazón. En un pasaje importante (</w:t>
       </w:r>
-      <w:hyperlink r:id="rId35">
-        <w:r>
-          <w:rPr>
-            <w:lang w:val="es_ES" w:bidi="es_ES"/>
-          </w:rPr>
-          <w:rPr>
-            <w:color w:val="0000EE"/>
-            <w:u w:val="single"/>
-          </w:rPr>
-          <w:t>Jr 10:1–16</w:t>
-        </w:r>
-      </w:hyperlink>
+      <w:r>
+        <w:rPr>
+          <w:lang w:val="es_ES" w:bidi="es_ES"/>
+        </w:rPr>
+        <w:t>Jr 10:1–16</w:t>
+      </w:r>
       <w:r>
         <w:rPr>
           <w:lang w:val="es_ES" w:bidi="es_ES"/>
@@ -1112,54 +968,36 @@
         </w:rPr>
         <w:t xml:space="preserve">La descripción más clara de la misericordia de Dios se encuentra en los capítulos </w:t>
       </w:r>
-      <w:hyperlink r:id="rId24">
-        <w:r>
-          <w:rPr>
-            <w:lang w:val="es_ES" w:bidi="es_ES"/>
-          </w:rPr>
-          <w:rPr>
-            <w:color w:val="0000EE"/>
-            <w:u w:val="single"/>
-          </w:rPr>
-          <w:t>30–33</w:t>
-        </w:r>
-      </w:hyperlink>
+      <w:r>
+        <w:rPr>
+          <w:lang w:val="es_ES" w:bidi="es_ES"/>
+        </w:rPr>
+        <w:t>30–33</w:t>
+      </w:r>
       <w:r>
         <w:rPr>
           <w:lang w:val="es_ES" w:bidi="es_ES"/>
         </w:rPr>
         <w:t>. Estos capítulos prometen un nuevo pacto y un nuevo rey. En lugar de destruir, Dios plantaría y reconstruiría (</w:t>
       </w:r>
-      <w:hyperlink r:id="rId36">
-        <w:r>
-          <w:rPr>
-            <w:lang w:val="es_ES" w:bidi="es_ES"/>
-          </w:rPr>
-          <w:rPr>
-            <w:color w:val="0000EE"/>
-            <w:u w:val="single"/>
-          </w:rPr>
-          <w:t>1:10,</w:t>
-        </w:r>
-      </w:hyperlink>
+      <w:r>
+        <w:rPr>
+          <w:lang w:val="es_ES" w:bidi="es_ES"/>
+        </w:rPr>
+        <w:t>1:10,</w:t>
+      </w:r>
       <w:r>
         <w:rPr>
           <w:lang w:val="es_ES" w:bidi="es_ES"/>
         </w:rPr>
         <w:t xml:space="preserve"> </w:t>
       </w:r>
-      <w:hyperlink r:id="rId37">
-        <w:r>
-          <w:rPr>
-            <w:lang w:val="es_ES" w:bidi="es_ES"/>
-          </w:rPr>
-          <w:rPr>
-            <w:color w:val="0000EE"/>
-            <w:u w:val="single"/>
-          </w:rPr>
-          <w:t>31:28</w:t>
-        </w:r>
-      </w:hyperlink>
+      <w:r>
+        <w:rPr>
+          <w:lang w:val="es_ES" w:bidi="es_ES"/>
+        </w:rPr>
+        <w:t>31:28</w:t>
+      </w:r>
       <w:r>
         <w:rPr>
           <w:lang w:val="es_ES" w:bidi="es_ES"/>
@@ -1180,72 +1018,48 @@
         </w:rPr>
         <w:t xml:space="preserve">En todo esto, el profeta Jeremías experimentó un intenso conflicto entre el mandato del Señor en </w:t>
       </w:r>
-      <w:hyperlink r:id="rId38">
-        <w:r>
-          <w:rPr>
-            <w:lang w:val="es_ES" w:bidi="es_ES"/>
-          </w:rPr>
-          <w:rPr>
-            <w:color w:val="0000EE"/>
-            <w:u w:val="single"/>
-          </w:rPr>
-          <w:t>1:17–19</w:t>
-        </w:r>
-      </w:hyperlink>
+      <w:r>
+        <w:rPr>
+          <w:lang w:val="es_ES" w:bidi="es_ES"/>
+        </w:rPr>
+        <w:t>1:17–19</w:t>
+      </w:r>
       <w:r>
         <w:rPr>
           <w:lang w:val="es_ES" w:bidi="es_ES"/>
         </w:rPr>
         <w:t xml:space="preserve"> y sus propios deseos. El Señor le ordenó "Ve... y di", pero el profeta deseaba mantener la paz con sus vecinos (ver </w:t>
       </w:r>
-      <w:hyperlink r:id="rId39">
-        <w:r>
-          <w:rPr>
-            <w:lang w:val="es_ES" w:bidi="es_ES"/>
-          </w:rPr>
-          <w:rPr>
-            <w:color w:val="0000EE"/>
-            <w:u w:val="single"/>
-          </w:rPr>
-          <w:t>20:8–9</w:t>
-        </w:r>
-      </w:hyperlink>
+      <w:r>
+        <w:rPr>
+          <w:lang w:val="es_ES" w:bidi="es_ES"/>
+        </w:rPr>
+        <w:t>20:8–9</w:t>
+      </w:r>
       <w:r>
         <w:rPr>
           <w:lang w:val="es_ES" w:bidi="es_ES"/>
         </w:rPr>
         <w:t>). Sentía una profunda conexión con su pueblo, y las duras palabras de juicio y destrucción que debía pronunciar lo afectaron profundamente. Más que cualquier otro profeta del Antiguo Testamento, Jeremías nos mostró su compasión mientras luchaba por obedecer (</w:t>
       </w:r>
-      <w:hyperlink r:id="rId40">
-        <w:r>
-          <w:rPr>
-            <w:lang w:val="es_ES" w:bidi="es_ES"/>
-          </w:rPr>
-          <w:rPr>
-            <w:color w:val="0000EE"/>
-            <w:u w:val="single"/>
-          </w:rPr>
-          <w:t>15:16–18,</w:t>
-        </w:r>
-      </w:hyperlink>
+      <w:r>
+        <w:rPr>
+          <w:lang w:val="es_ES" w:bidi="es_ES"/>
+        </w:rPr>
+        <w:t>15:16–18,</w:t>
+      </w:r>
       <w:r>
         <w:rPr>
           <w:lang w:val="es_ES" w:bidi="es_ES"/>
         </w:rPr>
         <w:t xml:space="preserve"> comparar </w:t>
       </w:r>
-      <w:hyperlink r:id="rId41">
-        <w:r>
-          <w:rPr>
-            <w:lang w:val="es_ES" w:bidi="es_ES"/>
-          </w:rPr>
-          <w:rPr>
-            <w:color w:val="0000EE"/>
-            <w:u w:val="single"/>
-          </w:rPr>
-          <w:t>Mt 26:36–42</w:t>
-        </w:r>
-      </w:hyperlink>
+      <w:r>
+        <w:rPr>
+          <w:lang w:val="es_ES" w:bidi="es_ES"/>
+        </w:rPr>
+        <w:t>Mt 26:36–42</w:t>
+      </w:r>
       <w:r>
         <w:rPr>
           <w:lang w:val="es_ES" w:bidi="es_ES"/>
